--- a/module-8/json program.docx
+++ b/module-8/json program.docx
@@ -228,6 +228,10 @@
       <w:r>
         <w:rPr/>
         <w:tab/>
+      </w:r>
+      <w:r>
+        <w:rPr/>
+        <w:t>s</w:t>
       </w:r>
     </w:p>
     <w:sectPr>
